--- a/HaemophilusWeb/ReportTemplates/Meningo/Fax - Nativmaterial v2.docx
+++ b/HaemophilusWeb/ReportTemplates/Meningo/Fax - Nativmaterial v2.docx
@@ -1999,12 +1999,10 @@
       <w:bookmarkEnd w:id="0"/>
     </w:p>
     <w:sectPr>
-      <w:headerReference w:type="even" r:id="rId8"/>
-      <w:headerReference w:type="default" r:id="rId9"/>
-      <w:footerReference w:type="even" r:id="rId10"/>
-      <w:footerReference w:type="default" r:id="rId11"/>
-      <w:headerReference w:type="first" r:id="rId12"/>
-      <w:footerReference w:type="first" r:id="rId13"/>
+      <w:headerReference w:type="default" r:id="rId8"/>
+      <w:footerReference w:type="default" r:id="rId9"/>
+      <w:headerReference w:type="first" r:id="rId10"/>
+      <w:footerReference w:type="first" r:id="rId11"/>
       <w:pgSz w:w="11906" w:h="16838" w:code="9"/>
       <w:pgMar w:top="2092" w:right="851" w:bottom="1418" w:left="1259" w:header="680" w:footer="0" w:gutter="0"/>
       <w:cols w:space="708"/>
@@ -2038,16 +2036,6 @@
 <w:ftr xmlns:wpc="http://schemas.microsoft.com/office/word/2010/wordprocessingCanvas" xmlns:cx="http://schemas.microsoft.com/office/drawing/2014/chartex" xmlns:cx1="http://schemas.microsoft.com/office/drawing/2015/9/8/chartex" xmlns:cx2="http://schemas.microsoft.com/office/drawing/2015/10/21/chartex" xmlns:cx3="http://schemas.microsoft.com/office/drawing/2016/5/9/chartex" xmlns:cx4="http://schemas.microsoft.com/office/drawing/2016/5/10/chartex" xmlns:cx5="http://schemas.microsoft.com/office/drawing/2016/5/11/chartex" xmlns:cx6="http://schemas.microsoft.com/office/drawing/2016/5/12/chartex" xmlns:cx7="http://schemas.microsoft.com/office/drawing/2016/5/13/chartex" xmlns:cx8="http://schemas.microsoft.com/office/drawing/2016/5/14/chartex" xmlns:mc="http://schemas.openxmlformats.org/markup-compatibility/2006" xmlns:aink="http://schemas.microsoft.com/office/drawing/2016/ink" xmlns:am3d="http://schemas.microsoft.com/office/drawing/2017/model3d" xmlns:o="urn:schemas-microsoft-com:office:office" xmlns:oel="http://schemas.microsoft.com/office/2019/extlst" xmlns:r="http://schemas.openxmlformats.org/officeDocument/2006/relationships" xmlns:m="http://schemas.openxmlformats.org/officeDocument/2006/math" xmlns:v="urn:schemas-microsoft-com:vml" xmlns:wp14="http://schemas.microsoft.com/office/word/2010/wordprocessingDrawing" xmlns:wp="http://schemas.openxmlformats.org/drawingml/2006/wordprocessingDrawing" xmlns:w10="urn:schemas-microsoft-com:office:word" xmlns:w="http://schemas.openxmlformats.org/wordprocessingml/2006/main" xmlns:w14="http://schemas.microsoft.com/office/word/2010/wordml" xmlns:w15="http://schemas.microsoft.com/office/word/2012/wordml" xmlns:w16cex="http://schemas.microsoft.com/office/word/2018/wordml/cex" xmlns:w16cid="http://schemas.microsoft.com/office/word/2016/wordml/cid" xmlns:w16="http://schemas.microsoft.com/office/word/2018/wordml" xmlns:w16du="http://schemas.microsoft.com/office/word/2023/wordml/word16du" xmlns:w16sdtdh="http://schemas.microsoft.com/office/word/2020/wordml/sdtdatahash" xmlns:w16sdtfl="http://schemas.microsoft.com/office/word/2024/wordml/sdtformatlock" xmlns:w16se="http://schemas.microsoft.com/office/word/2015/wordml/symex" xmlns:wpg="http://schemas.microsoft.com/office/word/2010/wordprocessingGroup" xmlns:wpi="http://schemas.microsoft.com/office/word/2010/wordprocessingInk" xmlns:wne="http://schemas.microsoft.com/office/word/2006/wordml" xmlns:wps="http://schemas.microsoft.com/office/word/2010/wordprocessingShape" mc:Ignorable="w14 w15 w16se w16cid w16 w16cex w16sdtdh w16sdtfl w16du wp14">
   <w:p>
     <w:pPr>
-      <w:pStyle w:val="Fuzeile"/>
-    </w:pPr>
-  </w:p>
-</w:ftr>
-</file>
-
-<file path=word/footer2.xml><?xml version="1.0" encoding="utf-8"?>
-<w:ftr xmlns:wpc="http://schemas.microsoft.com/office/word/2010/wordprocessingCanvas" xmlns:cx="http://schemas.microsoft.com/office/drawing/2014/chartex" xmlns:cx1="http://schemas.microsoft.com/office/drawing/2015/9/8/chartex" xmlns:cx2="http://schemas.microsoft.com/office/drawing/2015/10/21/chartex" xmlns:cx3="http://schemas.microsoft.com/office/drawing/2016/5/9/chartex" xmlns:cx4="http://schemas.microsoft.com/office/drawing/2016/5/10/chartex" xmlns:cx5="http://schemas.microsoft.com/office/drawing/2016/5/11/chartex" xmlns:cx6="http://schemas.microsoft.com/office/drawing/2016/5/12/chartex" xmlns:cx7="http://schemas.microsoft.com/office/drawing/2016/5/13/chartex" xmlns:cx8="http://schemas.microsoft.com/office/drawing/2016/5/14/chartex" xmlns:mc="http://schemas.openxmlformats.org/markup-compatibility/2006" xmlns:aink="http://schemas.microsoft.com/office/drawing/2016/ink" xmlns:am3d="http://schemas.microsoft.com/office/drawing/2017/model3d" xmlns:o="urn:schemas-microsoft-com:office:office" xmlns:oel="http://schemas.microsoft.com/office/2019/extlst" xmlns:r="http://schemas.openxmlformats.org/officeDocument/2006/relationships" xmlns:m="http://schemas.openxmlformats.org/officeDocument/2006/math" xmlns:v="urn:schemas-microsoft-com:vml" xmlns:wp14="http://schemas.microsoft.com/office/word/2010/wordprocessingDrawing" xmlns:wp="http://schemas.openxmlformats.org/drawingml/2006/wordprocessingDrawing" xmlns:w10="urn:schemas-microsoft-com:office:word" xmlns:w="http://schemas.openxmlformats.org/wordprocessingml/2006/main" xmlns:w14="http://schemas.microsoft.com/office/word/2010/wordml" xmlns:w15="http://schemas.microsoft.com/office/word/2012/wordml" xmlns:w16cex="http://schemas.microsoft.com/office/word/2018/wordml/cex" xmlns:w16cid="http://schemas.microsoft.com/office/word/2016/wordml/cid" xmlns:w16="http://schemas.microsoft.com/office/word/2018/wordml" xmlns:w16du="http://schemas.microsoft.com/office/word/2023/wordml/word16du" xmlns:w16sdtdh="http://schemas.microsoft.com/office/word/2020/wordml/sdtdatahash" xmlns:w16sdtfl="http://schemas.microsoft.com/office/word/2024/wordml/sdtformatlock" xmlns:w16se="http://schemas.microsoft.com/office/word/2015/wordml/symex" xmlns:wpg="http://schemas.microsoft.com/office/word/2010/wordprocessingGroup" xmlns:wpi="http://schemas.microsoft.com/office/word/2010/wordprocessingInk" xmlns:wne="http://schemas.microsoft.com/office/word/2006/wordml" xmlns:wps="http://schemas.microsoft.com/office/word/2010/wordprocessingShape" mc:Ignorable="w14 w15 w16se w16cid w16 w16cex w16sdtdh w16sdtfl w16du wp14">
-  <w:p>
-    <w:pPr>
       <w:tabs>
         <w:tab w:val="right" w:pos="7655"/>
       </w:tabs>
@@ -2076,7 +2064,7 @@
       <w:rPr>
         <w:noProof/>
       </w:rPr>
-      <w:pict w14:anchorId="3B623E97">
+      <w:pict w14:anchorId="01F0F207">
         <v:shapetype id="_x0000_t75" coordsize="21600,21600" o:spt="75" o:preferrelative="t" path="m@4@5l@4@11@9@11@9@5xe" filled="f" stroked="f">
           <v:stroke joinstyle="miter"/>
           <v:formulas>
@@ -2096,7 +2084,7 @@
           <v:path o:extrusionok="f" gradientshapeok="t" o:connecttype="rect"/>
           <o:lock v:ext="edit" aspectratio="t"/>
         </v:shapetype>
-        <v:shape id="Grafik 1363306163" o:spid="_x0000_s1145" type="#_x0000_t75" alt="ML-13135-01_DAkkS-Symbol_grau1-1" style="position:absolute;margin-left:401.25pt;margin-top:-13.1pt;width:111pt;height:63pt;z-index:2;visibility:visible;mso-wrap-style:square;mso-width-percent:0;mso-height-percent:0;mso-wrap-distance-left:9pt;mso-wrap-distance-top:0;mso-wrap-distance-right:9pt;mso-wrap-distance-bottom:0;mso-position-horizontal:absolute;mso-position-horizontal-relative:text;mso-position-vertical:absolute;mso-position-vertical-relative:text;mso-width-percent:0;mso-height-percent:0;mso-width-relative:page;mso-height-relative:page">
+        <v:shape id="Grafik 1610877827" o:spid="_x0000_s1163" type="#_x0000_t75" alt="ML-13135-01_DAkkS-Symbol_grau1-1" style="position:absolute;margin-left:401.25pt;margin-top:-13.1pt;width:111pt;height:63pt;z-index:8;visibility:visible;mso-wrap-style:square;mso-width-percent:0;mso-height-percent:0;mso-wrap-distance-left:9pt;mso-wrap-distance-top:0;mso-wrap-distance-right:9pt;mso-wrap-distance-bottom:0;mso-position-horizontal:absolute;mso-position-horizontal-relative:text;mso-position-vertical:absolute;mso-position-vertical-relative:text;mso-width-percent:0;mso-height-percent:0;mso-width-relative:page;mso-height-relative:page">
           <v:imagedata r:id="rId1" o:title="ML-13135-01_DAkkS-Symbol_grau1-1"/>
         </v:shape>
       </w:pict>
@@ -2114,7 +2102,21 @@
         <w:szCs w:val="17"/>
       </w:rPr>
       <w:tab/>
-      <w:t>Befund zu</w:t>
+      <w:t xml:space="preserve">Befund </w:t>
+    </w:r>
+    <w:r>
+      <w:rPr>
+        <w:sz w:val="17"/>
+        <w:szCs w:val="17"/>
+      </w:rPr>
+      <w:t xml:space="preserve">vom {Date} </w:t>
+    </w:r>
+    <w:r>
+      <w:rPr>
+        <w:sz w:val="17"/>
+        <w:szCs w:val="17"/>
+      </w:rPr>
+      <w:t>zu</w:t>
     </w:r>
     <w:r>
       <w:rPr>
@@ -2280,7 +2282,7 @@
 </w:ftr>
 </file>
 
-<file path=word/footer3.xml><?xml version="1.0" encoding="utf-8"?>
+<file path=word/footer2.xml><?xml version="1.0" encoding="utf-8"?>
 <w:ftr xmlns:wpc="http://schemas.microsoft.com/office/word/2010/wordprocessingCanvas" xmlns:cx="http://schemas.microsoft.com/office/drawing/2014/chartex" xmlns:cx1="http://schemas.microsoft.com/office/drawing/2015/9/8/chartex" xmlns:cx2="http://schemas.microsoft.com/office/drawing/2015/10/21/chartex" xmlns:cx3="http://schemas.microsoft.com/office/drawing/2016/5/9/chartex" xmlns:cx4="http://schemas.microsoft.com/office/drawing/2016/5/10/chartex" xmlns:cx5="http://schemas.microsoft.com/office/drawing/2016/5/11/chartex" xmlns:cx6="http://schemas.microsoft.com/office/drawing/2016/5/12/chartex" xmlns:cx7="http://schemas.microsoft.com/office/drawing/2016/5/13/chartex" xmlns:cx8="http://schemas.microsoft.com/office/drawing/2016/5/14/chartex" xmlns:mc="http://schemas.openxmlformats.org/markup-compatibility/2006" xmlns:aink="http://schemas.microsoft.com/office/drawing/2016/ink" xmlns:am3d="http://schemas.microsoft.com/office/drawing/2017/model3d" xmlns:o="urn:schemas-microsoft-com:office:office" xmlns:oel="http://schemas.microsoft.com/office/2019/extlst" xmlns:r="http://schemas.openxmlformats.org/officeDocument/2006/relationships" xmlns:m="http://schemas.openxmlformats.org/officeDocument/2006/math" xmlns:v="urn:schemas-microsoft-com:vml" xmlns:wp14="http://schemas.microsoft.com/office/word/2010/wordprocessingDrawing" xmlns:wp="http://schemas.openxmlformats.org/drawingml/2006/wordprocessingDrawing" xmlns:w10="urn:schemas-microsoft-com:office:word" xmlns:w="http://schemas.openxmlformats.org/wordprocessingml/2006/main" xmlns:w14="http://schemas.microsoft.com/office/word/2010/wordml" xmlns:w15="http://schemas.microsoft.com/office/word/2012/wordml" xmlns:w16cex="http://schemas.microsoft.com/office/word/2018/wordml/cex" xmlns:w16cid="http://schemas.microsoft.com/office/word/2016/wordml/cid" xmlns:w16="http://schemas.microsoft.com/office/word/2018/wordml" xmlns:w16du="http://schemas.microsoft.com/office/word/2023/wordml/word16du" xmlns:w16sdtdh="http://schemas.microsoft.com/office/word/2020/wordml/sdtdatahash" xmlns:w16sdtfl="http://schemas.microsoft.com/office/word/2024/wordml/sdtformatlock" xmlns:w16se="http://schemas.microsoft.com/office/word/2015/wordml/symex" xmlns:wpg="http://schemas.microsoft.com/office/word/2010/wordprocessingGroup" xmlns:wpi="http://schemas.microsoft.com/office/word/2010/wordprocessingInk" xmlns:wne="http://schemas.microsoft.com/office/word/2006/wordml" xmlns:wps="http://schemas.microsoft.com/office/word/2010/wordprocessingShape" mc:Ignorable="w14 w15 w16se w16cid w16 w16cex w16sdtdh w16sdtfl w16du wp14">
   <w:p>
     <w:pPr>
@@ -2312,7 +2314,7 @@
       <w:rPr>
         <w:noProof/>
       </w:rPr>
-      <w:pict w14:anchorId="55C6ED2E">
+      <w:pict w14:anchorId="2F930535">
         <v:shapetype id="_x0000_t75" coordsize="21600,21600" o:spt="75" o:preferrelative="t" path="m@4@5l@4@11@9@11@9@5xe" filled="f" stroked="f">
           <v:stroke joinstyle="miter"/>
           <v:formulas>
@@ -2332,7 +2334,7 @@
           <v:path o:extrusionok="f" gradientshapeok="t" o:connecttype="rect"/>
           <o:lock v:ext="edit" aspectratio="t"/>
         </v:shapetype>
-        <v:shape id="_x0000_s1144" type="#_x0000_t75" alt="ML-13135-01_DAkkS-Symbol_grau1-1" style="position:absolute;margin-left:401.25pt;margin-top:-13.1pt;width:111pt;height:63pt;z-index:1;visibility:visible;mso-wrap-style:square;mso-width-percent:0;mso-height-percent:0;mso-wrap-distance-left:9pt;mso-wrap-distance-top:0;mso-wrap-distance-right:9pt;mso-wrap-distance-bottom:0;mso-position-horizontal:absolute;mso-position-horizontal-relative:text;mso-position-vertical:absolute;mso-position-vertical-relative:text;mso-width-percent:0;mso-height-percent:0;mso-width-relative:page;mso-height-relative:page">
+        <v:shape id="Grafik 43699143" o:spid="_x0000_s1162" type="#_x0000_t75" alt="ML-13135-01_DAkkS-Symbol_grau1-1" style="position:absolute;margin-left:401.25pt;margin-top:-13.1pt;width:111pt;height:63pt;z-index:7;visibility:visible;mso-wrap-style:square;mso-width-percent:0;mso-height-percent:0;mso-wrap-distance-left:9pt;mso-wrap-distance-top:0;mso-wrap-distance-right:9pt;mso-wrap-distance-bottom:0;mso-position-horizontal:absolute;mso-position-horizontal-relative:text;mso-position-vertical:absolute;mso-position-vertical-relative:text;mso-width-percent:0;mso-height-percent:0;mso-width-relative:page;mso-height-relative:page">
           <v:imagedata r:id="rId1" o:title="ML-13135-01_DAkkS-Symbol_grau1-1"/>
         </v:shape>
       </w:pict>
@@ -2350,7 +2352,21 @@
         <w:szCs w:val="17"/>
       </w:rPr>
       <w:tab/>
-      <w:t>Befund zu</w:t>
+      <w:t xml:space="preserve">Befund </w:t>
+    </w:r>
+    <w:r>
+      <w:rPr>
+        <w:sz w:val="17"/>
+        <w:szCs w:val="17"/>
+      </w:rPr>
+      <w:t xml:space="preserve">vom {Date} </w:t>
+    </w:r>
+    <w:r>
+      <w:rPr>
+        <w:sz w:val="17"/>
+        <w:szCs w:val="17"/>
+      </w:rPr>
+      <w:t>zu</w:t>
     </w:r>
     <w:r>
       <w:rPr>
@@ -2536,16 +2552,6 @@
 </file>
 
 <file path=word/header1.xml><?xml version="1.0" encoding="utf-8"?>
-<w:hdr xmlns:wpc="http://schemas.microsoft.com/office/word/2010/wordprocessingCanvas" xmlns:cx="http://schemas.microsoft.com/office/drawing/2014/chartex" xmlns:cx1="http://schemas.microsoft.com/office/drawing/2015/9/8/chartex" xmlns:cx2="http://schemas.microsoft.com/office/drawing/2015/10/21/chartex" xmlns:cx3="http://schemas.microsoft.com/office/drawing/2016/5/9/chartex" xmlns:cx4="http://schemas.microsoft.com/office/drawing/2016/5/10/chartex" xmlns:cx5="http://schemas.microsoft.com/office/drawing/2016/5/11/chartex" xmlns:cx6="http://schemas.microsoft.com/office/drawing/2016/5/12/chartex" xmlns:cx7="http://schemas.microsoft.com/office/drawing/2016/5/13/chartex" xmlns:cx8="http://schemas.microsoft.com/office/drawing/2016/5/14/chartex" xmlns:mc="http://schemas.openxmlformats.org/markup-compatibility/2006" xmlns:aink="http://schemas.microsoft.com/office/drawing/2016/ink" xmlns:am3d="http://schemas.microsoft.com/office/drawing/2017/model3d" xmlns:o="urn:schemas-microsoft-com:office:office" xmlns:oel="http://schemas.microsoft.com/office/2019/extlst" xmlns:r="http://schemas.openxmlformats.org/officeDocument/2006/relationships" xmlns:m="http://schemas.openxmlformats.org/officeDocument/2006/math" xmlns:v="urn:schemas-microsoft-com:vml" xmlns:wp14="http://schemas.microsoft.com/office/word/2010/wordprocessingDrawing" xmlns:wp="http://schemas.openxmlformats.org/drawingml/2006/wordprocessingDrawing" xmlns:w10="urn:schemas-microsoft-com:office:word" xmlns:w="http://schemas.openxmlformats.org/wordprocessingml/2006/main" xmlns:w14="http://schemas.microsoft.com/office/word/2010/wordml" xmlns:w15="http://schemas.microsoft.com/office/word/2012/wordml" xmlns:w16cex="http://schemas.microsoft.com/office/word/2018/wordml/cex" xmlns:w16cid="http://schemas.microsoft.com/office/word/2016/wordml/cid" xmlns:w16="http://schemas.microsoft.com/office/word/2018/wordml" xmlns:w16du="http://schemas.microsoft.com/office/word/2023/wordml/word16du" xmlns:w16sdtdh="http://schemas.microsoft.com/office/word/2020/wordml/sdtdatahash" xmlns:w16sdtfl="http://schemas.microsoft.com/office/word/2024/wordml/sdtformatlock" xmlns:w16se="http://schemas.microsoft.com/office/word/2015/wordml/symex" xmlns:wpg="http://schemas.microsoft.com/office/word/2010/wordprocessingGroup" xmlns:wpi="http://schemas.microsoft.com/office/word/2010/wordprocessingInk" xmlns:wne="http://schemas.microsoft.com/office/word/2006/wordml" xmlns:wps="http://schemas.microsoft.com/office/word/2010/wordprocessingShape" mc:Ignorable="w14 w15 w16se w16cid w16 w16cex w16sdtdh w16sdtfl w16du wp14">
-  <w:p>
-    <w:pPr>
-      <w:pStyle w:val="Kopfzeile"/>
-    </w:pPr>
-  </w:p>
-</w:hdr>
-</file>
-
-<file path=word/header2.xml><?xml version="1.0" encoding="utf-8"?>
 <w:hdr xmlns:wpc="http://schemas.microsoft.com/office/word/2010/wordprocessingCanvas" xmlns:cx="http://schemas.microsoft.com/office/drawing/2014/chartex" xmlns:cx1="http://schemas.microsoft.com/office/drawing/2015/9/8/chartex" xmlns:cx2="http://schemas.microsoft.com/office/drawing/2015/10/21/chartex" xmlns:cx3="http://schemas.microsoft.com/office/drawing/2016/5/9/chartex" xmlns:cx4="http://schemas.microsoft.com/office/drawing/2016/5/10/chartex" xmlns:cx5="http://schemas.microsoft.com/office/drawing/2016/5/11/chartex" xmlns:cx6="http://schemas.microsoft.com/office/drawing/2016/5/12/chartex" xmlns:cx7="http://schemas.microsoft.com/office/drawing/2016/5/13/chartex" xmlns:cx8="http://schemas.microsoft.com/office/drawing/2016/5/14/chartex" xmlns:mc="http://schemas.openxmlformats.org/markup-compatibility/2006" xmlns:aink="http://schemas.microsoft.com/office/drawing/2016/ink" xmlns:am3d="http://schemas.microsoft.com/office/drawing/2017/model3d" xmlns:o="urn:schemas-microsoft-com:office:office" xmlns:oel="http://schemas.microsoft.com/office/2019/extlst" xmlns:r="http://schemas.openxmlformats.org/officeDocument/2006/relationships" xmlns:m="http://schemas.openxmlformats.org/officeDocument/2006/math" xmlns:v="urn:schemas-microsoft-com:vml" xmlns:wp14="http://schemas.microsoft.com/office/word/2010/wordprocessingDrawing" xmlns:wp="http://schemas.openxmlformats.org/drawingml/2006/wordprocessingDrawing" xmlns:w10="urn:schemas-microsoft-com:office:word" xmlns:w="http://schemas.openxmlformats.org/wordprocessingml/2006/main" xmlns:w14="http://schemas.microsoft.com/office/word/2010/wordml" xmlns:w15="http://schemas.microsoft.com/office/word/2012/wordml" xmlns:w16cex="http://schemas.microsoft.com/office/word/2018/wordml/cex" xmlns:w16cid="http://schemas.microsoft.com/office/word/2016/wordml/cid" xmlns:w16="http://schemas.microsoft.com/office/word/2018/wordml" xmlns:w16du="http://schemas.microsoft.com/office/word/2023/wordml/word16du" xmlns:w16sdtdh="http://schemas.microsoft.com/office/word/2020/wordml/sdtdatahash" xmlns:w16sdtfl="http://schemas.microsoft.com/office/word/2024/wordml/sdtformatlock" xmlns:w16se="http://schemas.microsoft.com/office/word/2015/wordml/symex" xmlns:wpg="http://schemas.microsoft.com/office/word/2010/wordprocessingGroup" xmlns:wpi="http://schemas.microsoft.com/office/word/2010/wordprocessingInk" xmlns:wne="http://schemas.microsoft.com/office/word/2006/wordml" xmlns:wps="http://schemas.microsoft.com/office/word/2010/wordprocessingShape" mc:Ignorable="w14 w15 w16se w16cid w16 w16cex w16sdtdh w16sdtfl w16du wp14">
   <w:p>
     <w:pPr>
@@ -2606,7 +2612,7 @@
           <v:path o:extrusionok="f" gradientshapeok="t" o:connecttype="rect"/>
           <o:lock v:ext="edit" aspectratio="t"/>
         </v:shapetype>
-        <v:shape id="Grafik 2087963153" o:spid="_x0000_s1161" type="#_x0000_t75" alt="nrzmhi_logo_500" style="position:absolute;margin-left:385.15pt;margin-top:2.25pt;width:63.4pt;height:63.4pt;z-index:-1;visibility:visible;mso-wrap-style:square;mso-width-percent:0;mso-height-percent:0;mso-wrap-distance-left:9pt;mso-wrap-distance-top:0;mso-wrap-distance-right:9pt;mso-wrap-distance-bottom:0;mso-position-horizontal:absolute;mso-position-horizontal-relative:text;mso-position-vertical:absolute;mso-position-vertical-relative:text;mso-width-percent:0;mso-height-percent:0;mso-width-relative:page;mso-height-relative:page">
+        <v:shape id="Grafik 2087963153" o:spid="_x0000_s1161" type="#_x0000_t75" alt="nrzmhi_logo_500" style="position:absolute;margin-left:385.15pt;margin-top:2.25pt;width:63.4pt;height:63.4pt;z-index:-3;visibility:visible;mso-wrap-style:square;mso-width-percent:0;mso-height-percent:0;mso-wrap-distance-left:9pt;mso-wrap-distance-top:0;mso-wrap-distance-right:9pt;mso-wrap-distance-bottom:0;mso-position-horizontal:absolute;mso-position-horizontal-relative:text;mso-position-vertical:absolute;mso-position-vertical-relative:text;mso-width-percent:0;mso-height-percent:0;mso-width-relative:page;mso-height-relative:page">
           <v:imagedata r:id="rId1" o:title="nrzmhi_logo_500"/>
         </v:shape>
       </w:pict>
@@ -2616,7 +2622,7 @@
         <w:noProof/>
       </w:rPr>
       <w:pict w14:anchorId="18E32958">
-        <v:shape id="Grafik 152660945" o:spid="_x0000_s1160" type="#_x0000_t75" alt="RKI_Logo-NRZKL-Deu_RGB-1.JPG" style="position:absolute;margin-left:449.25pt;margin-top:6.75pt;width:55pt;height:55pt;z-index:6;visibility:visible;mso-wrap-style:square;mso-width-percent:0;mso-height-percent:0;mso-wrap-distance-left:9pt;mso-wrap-distance-top:0;mso-wrap-distance-right:9pt;mso-wrap-distance-bottom:0;mso-position-horizontal:absolute;mso-position-horizontal-relative:text;mso-position-vertical:absolute;mso-position-vertical-relative:text;mso-width-percent:0;mso-height-percent:0;mso-width-relative:page;mso-height-relative:page" stroked="t" strokecolor="white">
+        <v:shape id="Grafik 152660945" o:spid="_x0000_s1160" type="#_x0000_t75" alt="RKI_Logo-NRZKL-Deu_RGB-1.JPG" style="position:absolute;margin-left:449.25pt;margin-top:6.75pt;width:55pt;height:55pt;z-index:3;visibility:visible;mso-wrap-style:square;mso-width-percent:0;mso-height-percent:0;mso-wrap-distance-left:9pt;mso-wrap-distance-top:0;mso-wrap-distance-right:9pt;mso-wrap-distance-bottom:0;mso-position-horizontal:absolute;mso-position-horizontal-relative:text;mso-position-vertical:absolute;mso-position-vertical-relative:text;mso-width-percent:0;mso-height-percent:0;mso-width-relative:page;mso-height-relative:page" stroked="t" strokecolor="white">
           <v:imagedata r:id="rId2" o:title="RKI_Logo-NRZKL-Deu_RGB-1"/>
         </v:shape>
       </w:pict>
@@ -2741,7 +2747,7 @@
           <v:stroke joinstyle="miter"/>
           <v:path gradientshapeok="t" o:connecttype="rect"/>
         </v:shapetype>
-        <v:shape id="_x0000_s1157" type="#_x0000_t202" style="position:absolute;margin-left:364.1pt;margin-top:2.3pt;width:156.8pt;height:304.25pt;z-index:7;visibility:visible;mso-wrap-style:square;mso-width-percent:0;mso-height-percent:0;mso-wrap-distance-left:9pt;mso-wrap-distance-top:0;mso-wrap-distance-right:9pt;mso-wrap-distance-bottom:0;mso-position-horizontal-relative:text;mso-position-vertical-relative:text;mso-width-percent:0;mso-height-percent:0;mso-width-relative:page;mso-height-relative:page;v-text-anchor:top" o:gfxdata="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" stroked="f">
+        <v:shape id="_x0000_s1157" type="#_x0000_t202" style="position:absolute;margin-left:364.1pt;margin-top:2.3pt;width:156.8pt;height:304.25pt;z-index:4;visibility:visible;mso-wrap-style:square;mso-width-percent:0;mso-height-percent:0;mso-wrap-distance-left:9pt;mso-wrap-distance-top:0;mso-wrap-distance-right:9pt;mso-wrap-distance-bottom:0;mso-position-horizontal-relative:text;mso-position-vertical-relative:text;mso-width-percent:0;mso-height-percent:0;mso-width-relative:page;mso-height-relative:page;v-text-anchor:top" o:gfxdata="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" stroked="f">
           <v:textbox style="mso-next-textbox:#_x0000_s1157">
             <w:txbxContent>
               <w:p>
@@ -3244,7 +3250,7 @@
 </w:hdr>
 </file>
 
-<file path=word/header3.xml><?xml version="1.0" encoding="utf-8"?>
+<file path=word/header2.xml><?xml version="1.0" encoding="utf-8"?>
 <w:hdr xmlns:wpc="http://schemas.microsoft.com/office/word/2010/wordprocessingCanvas" xmlns:cx="http://schemas.microsoft.com/office/drawing/2014/chartex" xmlns:cx1="http://schemas.microsoft.com/office/drawing/2015/9/8/chartex" xmlns:cx2="http://schemas.microsoft.com/office/drawing/2015/10/21/chartex" xmlns:cx3="http://schemas.microsoft.com/office/drawing/2016/5/9/chartex" xmlns:cx4="http://schemas.microsoft.com/office/drawing/2016/5/10/chartex" xmlns:cx5="http://schemas.microsoft.com/office/drawing/2016/5/11/chartex" xmlns:cx6="http://schemas.microsoft.com/office/drawing/2016/5/12/chartex" xmlns:cx7="http://schemas.microsoft.com/office/drawing/2016/5/13/chartex" xmlns:cx8="http://schemas.microsoft.com/office/drawing/2016/5/14/chartex" xmlns:mc="http://schemas.openxmlformats.org/markup-compatibility/2006" xmlns:aink="http://schemas.microsoft.com/office/drawing/2016/ink" xmlns:am3d="http://schemas.microsoft.com/office/drawing/2017/model3d" xmlns:o="urn:schemas-microsoft-com:office:office" xmlns:oel="http://schemas.microsoft.com/office/2019/extlst" xmlns:r="http://schemas.openxmlformats.org/officeDocument/2006/relationships" xmlns:m="http://schemas.openxmlformats.org/officeDocument/2006/math" xmlns:v="urn:schemas-microsoft-com:vml" xmlns:wp14="http://schemas.microsoft.com/office/word/2010/wordprocessingDrawing" xmlns:wp="http://schemas.openxmlformats.org/drawingml/2006/wordprocessingDrawing" xmlns:w10="urn:schemas-microsoft-com:office:word" xmlns:w="http://schemas.openxmlformats.org/wordprocessingml/2006/main" xmlns:w14="http://schemas.microsoft.com/office/word/2010/wordml" xmlns:w15="http://schemas.microsoft.com/office/word/2012/wordml" xmlns:w16cex="http://schemas.microsoft.com/office/word/2018/wordml/cex" xmlns:w16cid="http://schemas.microsoft.com/office/word/2016/wordml/cid" xmlns:w16="http://schemas.microsoft.com/office/word/2018/wordml" xmlns:w16du="http://schemas.microsoft.com/office/word/2023/wordml/word16du" xmlns:w16sdtdh="http://schemas.microsoft.com/office/word/2020/wordml/sdtdatahash" xmlns:w16sdtfl="http://schemas.microsoft.com/office/word/2024/wordml/sdtformatlock" xmlns:w16se="http://schemas.microsoft.com/office/word/2015/wordml/symex" xmlns:wpg="http://schemas.microsoft.com/office/word/2010/wordprocessingGroup" xmlns:wpi="http://schemas.microsoft.com/office/word/2010/wordprocessingInk" xmlns:wne="http://schemas.microsoft.com/office/word/2006/wordml" xmlns:wps="http://schemas.microsoft.com/office/word/2010/wordprocessingShape" mc:Ignorable="w14 w15 w16se w16cid w16 w16cex w16sdtdh w16sdtfl w16du wp14">
   <w:p>
     <w:pPr>
@@ -3315,7 +3321,7 @@
         <w:noProof/>
       </w:rPr>
       <w:pict w14:anchorId="60E94C24">
-        <v:shape id="Grafik 1281903371" o:spid="_x0000_s1158" type="#_x0000_t75" alt="RKI_Logo-NRZKL-Deu_RGB-1.JPG" style="position:absolute;margin-left:449.25pt;margin-top:6.75pt;width:55pt;height:55pt;z-index:3;visibility:visible;mso-wrap-style:square;mso-width-percent:0;mso-height-percent:0;mso-wrap-distance-left:9pt;mso-wrap-distance-top:0;mso-wrap-distance-right:9pt;mso-wrap-distance-bottom:0;mso-position-horizontal:absolute;mso-position-horizontal-relative:text;mso-position-vertical:absolute;mso-position-vertical-relative:text;mso-width-percent:0;mso-height-percent:0;mso-width-relative:page;mso-height-relative:page" stroked="t" strokecolor="white">
+        <v:shape id="Grafik 1281903371" o:spid="_x0000_s1158" type="#_x0000_t75" alt="RKI_Logo-NRZKL-Deu_RGB-1.JPG" style="position:absolute;margin-left:449.25pt;margin-top:6.75pt;width:55pt;height:55pt;z-index:1;visibility:visible;mso-wrap-style:square;mso-width-percent:0;mso-height-percent:0;mso-wrap-distance-left:9pt;mso-wrap-distance-top:0;mso-wrap-distance-right:9pt;mso-wrap-distance-bottom:0;mso-position-horizontal:absolute;mso-position-horizontal-relative:text;mso-position-vertical:absolute;mso-position-vertical-relative:text;mso-width-percent:0;mso-height-percent:0;mso-width-relative:page;mso-height-relative:page" stroked="t" strokecolor="white">
           <v:imagedata r:id="rId2" o:title="RKI_Logo-NRZKL-Deu_RGB-1"/>
         </v:shape>
       </w:pict>
@@ -3440,7 +3446,7 @@
           <v:stroke joinstyle="miter"/>
           <v:path gradientshapeok="t" o:connecttype="rect"/>
         </v:shapetype>
-        <v:shape id="Textfeld 3" o:spid="_x0000_s1155" type="#_x0000_t202" style="position:absolute;margin-left:364.1pt;margin-top:2.3pt;width:156.8pt;height:304.25pt;z-index:4;visibility:visible;mso-wrap-style:square;mso-width-percent:0;mso-height-percent:0;mso-wrap-distance-left:9pt;mso-wrap-distance-top:0;mso-wrap-distance-right:9pt;mso-wrap-distance-bottom:0;mso-position-horizontal-relative:text;mso-position-vertical-relative:text;mso-width-percent:0;mso-height-percent:0;mso-width-relative:page;mso-height-relative:page;v-text-anchor:top" o:gfxdata="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" stroked="f">
+        <v:shape id="Textfeld 3" o:spid="_x0000_s1155" type="#_x0000_t202" style="position:absolute;margin-left:364.1pt;margin-top:2.3pt;width:156.8pt;height:304.25pt;z-index:2;visibility:visible;mso-wrap-style:square;mso-width-percent:0;mso-height-percent:0;mso-wrap-distance-left:9pt;mso-wrap-distance-top:0;mso-wrap-distance-right:9pt;mso-wrap-distance-bottom:0;mso-position-horizontal-relative:text;mso-position-vertical-relative:text;mso-width-percent:0;mso-height-percent:0;mso-width-relative:page;mso-height-relative:page;v-text-anchor:top" o:gfxdata="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" stroked="f">
           <v:textbox style="mso-next-textbox:#Textfeld 3">
             <w:txbxContent>
               <w:p>

--- a/HaemophilusWeb/ReportTemplates/Meningo/Fax - Nativmaterial v2.docx
+++ b/HaemophilusWeb/ReportTemplates/Meningo/Fax - Nativmaterial v2.docx
@@ -2690,7 +2690,7 @@
         <w:sz w:val="22"/>
         <w:szCs w:val="22"/>
       </w:rPr>
-      <w:t>Gesamtleitung: PD Dr. rer. nat. Heike Claus</w:t>
+      <w:t xml:space="preserve">Gesamtleitung: {LabDirector}</w:t>
     </w:r>
   </w:p>
   <w:p>
@@ -2705,7 +2705,7 @@
         <w:sz w:val="22"/>
         <w:szCs w:val="22"/>
       </w:rPr>
-      <w:t>ärztliche Leitung: PD Dr. med. Thiên-Trí Lâm</w:t>
+      <w:t xml:space="preserve">ärztliche Leitung: {MedicalDirector}</w:t>
     </w:r>
   </w:p>
   <w:p>
@@ -2972,235 +2972,8 @@
                     <w:sz w:val="17"/>
                     <w:szCs w:val="17"/>
                   </w:rPr>
-                  <w:t>PD Dr. rer. nat. Heike Claus</w:t>
+                  <w:t xml:space="preserve">{Contacts}</w:t>
                 </w:r>
-              </w:p>
-              <w:p>
-                <w:pPr>
-                  <w:tabs>
-                    <w:tab w:val="left" w:pos="7560"/>
-                  </w:tabs>
-                  <w:ind w:right="-1368"/>
-                  <w:rPr>
-                    <w:sz w:val="17"/>
-                    <w:szCs w:val="17"/>
-                    <w:lang w:val="pl-PL"/>
-                  </w:rPr>
-                </w:pPr>
-                <w:r>
-                  <w:rPr>
-                    <w:sz w:val="17"/>
-                    <w:szCs w:val="17"/>
-                    <w:lang w:val="pl-PL"/>
-                  </w:rPr>
-                  <w:t>Telefon: 0931/31-46936</w:t>
-                </w:r>
-              </w:p>
-              <w:p>
-                <w:pPr>
-                  <w:tabs>
-                    <w:tab w:val="left" w:pos="7560"/>
-                  </w:tabs>
-                  <w:ind w:right="-1368"/>
-                  <w:rPr>
-                    <w:sz w:val="17"/>
-                    <w:szCs w:val="17"/>
-                    <w:lang w:val="pl-PL"/>
-                  </w:rPr>
-                </w:pPr>
-                <w:r>
-                  <w:rPr>
-                    <w:sz w:val="17"/>
-                    <w:szCs w:val="17"/>
-                    <w:lang w:val="pl-PL"/>
-                  </w:rPr>
-                  <w:t>heike.claus@uni-wuerzburg.de</w:t>
-                </w:r>
-              </w:p>
-              <w:p>
-                <w:pPr>
-                  <w:ind w:right="-1368"/>
-                  <w:rPr>
-                    <w:sz w:val="17"/>
-                    <w:szCs w:val="17"/>
-                    <w:lang w:val="pl-PL"/>
-                  </w:rPr>
-                </w:pPr>
-              </w:p>
-              <w:p>
-                <w:pPr>
-                  <w:ind w:right="-1368"/>
-                  <w:rPr>
-                    <w:sz w:val="17"/>
-                    <w:szCs w:val="17"/>
-                    <w:lang w:val="pl-PL"/>
-                  </w:rPr>
-                </w:pPr>
-                <w:r>
-                  <w:rPr>
-                    <w:sz w:val="17"/>
-                    <w:szCs w:val="17"/>
-                    <w:lang w:val="pl-PL"/>
-                  </w:rPr>
-                  <w:t>PD Dr. med. Thiên-Trí Lâm</w:t>
-                </w:r>
-              </w:p>
-              <w:p>
-                <w:pPr>
-                  <w:ind w:right="-1368"/>
-                  <w:rPr>
-                    <w:sz w:val="17"/>
-                    <w:szCs w:val="17"/>
-                    <w:lang w:val="pl-PL"/>
-                  </w:rPr>
-                </w:pPr>
-                <w:r>
-                  <w:rPr>
-                    <w:sz w:val="17"/>
-                    <w:szCs w:val="17"/>
-                    <w:lang w:val="pl-PL"/>
-                  </w:rPr>
-                  <w:t>Telefon: 0931/31-46737</w:t>
-                </w:r>
-              </w:p>
-              <w:p>
-                <w:pPr>
-                  <w:ind w:right="-1368"/>
-                  <w:rPr>
-                    <w:sz w:val="17"/>
-                    <w:szCs w:val="17"/>
-                    <w:lang w:val="pl-PL"/>
-                  </w:rPr>
-                </w:pPr>
-                <w:r>
-                  <w:rPr>
-                    <w:sz w:val="17"/>
-                    <w:szCs w:val="17"/>
-                    <w:lang w:val="pl-PL"/>
-                  </w:rPr>
-                  <w:t>thien-tri.lam@uni-wuerzburg.de</w:t>
-                </w:r>
-              </w:p>
-              <w:p>
-                <w:pPr>
-                  <w:tabs>
-                    <w:tab w:val="left" w:pos="7560"/>
-                  </w:tabs>
-                  <w:ind w:right="-1368"/>
-                  <w:rPr>
-                    <w:sz w:val="17"/>
-                    <w:szCs w:val="17"/>
-                    <w:lang w:val="pl-PL"/>
-                  </w:rPr>
-                </w:pPr>
-              </w:p>
-              <w:p>
-                <w:pPr>
-                  <w:tabs>
-                    <w:tab w:val="left" w:pos="7560"/>
-                  </w:tabs>
-                  <w:ind w:right="-1368"/>
-                  <w:rPr>
-                    <w:sz w:val="17"/>
-                    <w:szCs w:val="17"/>
-                    <w:lang w:val="en-GB"/>
-                  </w:rPr>
-                </w:pPr>
-                <w:r>
-                  <w:rPr>
-                    <w:sz w:val="17"/>
-                    <w:szCs w:val="17"/>
-                    <w:lang w:val="en-GB"/>
-                  </w:rPr>
-                  <w:t>Dr.</w:t>
-                </w:r>
-                <w:r>
-                  <w:rPr>
-                    <w:sz w:val="17"/>
-                    <w:szCs w:val="17"/>
-                    <w:lang w:val="en-GB"/>
-                  </w:rPr>
-                  <w:t xml:space="preserve"> </w:t>
-                </w:r>
-                <w:r>
-                  <w:rPr>
-                    <w:sz w:val="17"/>
-                    <w:szCs w:val="17"/>
-                    <w:lang w:val="en-GB"/>
-                  </w:rPr>
-                  <w:t>med. Katherina Heroth</w:t>
-                </w:r>
-              </w:p>
-              <w:p>
-                <w:pPr>
-                  <w:tabs>
-                    <w:tab w:val="left" w:pos="7560"/>
-                  </w:tabs>
-                  <w:ind w:right="-1368"/>
-                  <w:rPr>
-                    <w:sz w:val="17"/>
-                    <w:szCs w:val="17"/>
-                    <w:lang w:val="pl-PL"/>
-                  </w:rPr>
-                </w:pPr>
-                <w:r>
-                  <w:rPr>
-                    <w:sz w:val="17"/>
-                    <w:szCs w:val="17"/>
-                    <w:lang w:val="pl-PL"/>
-                  </w:rPr>
-                  <w:t>Telefon: 0931/31-81128</w:t>
-                </w:r>
-              </w:p>
-              <w:p>
-                <w:pPr>
-                  <w:tabs>
-                    <w:tab w:val="left" w:pos="7560"/>
-                  </w:tabs>
-                  <w:ind w:right="-1368"/>
-                  <w:rPr>
-                    <w:sz w:val="17"/>
-                    <w:szCs w:val="17"/>
-                    <w:lang w:val="pl-PL"/>
-                  </w:rPr>
-                </w:pPr>
-                <w:r>
-                  <w:rPr>
-                    <w:sz w:val="17"/>
-                    <w:szCs w:val="17"/>
-                    <w:lang w:val="pl-PL"/>
-                  </w:rPr>
-                  <w:t>katherina.heroth</w:t>
-                </w:r>
-                <w:r>
-                  <w:rPr>
-                    <w:sz w:val="17"/>
-                    <w:szCs w:val="17"/>
-                    <w:lang w:val="pl-PL"/>
-                  </w:rPr>
-                  <w:t>@</w:t>
-                </w:r>
-                <w:r>
-                  <w:rPr>
-                    <w:sz w:val="17"/>
-                    <w:szCs w:val="17"/>
-                    <w:lang w:val="pl-PL"/>
-                  </w:rPr>
-                  <w:t>uni-wuerzburg.de</w:t>
-                </w:r>
-              </w:p>
-              <w:p>
-                <w:pPr>
-                  <w:tabs>
-                    <w:tab w:val="left" w:pos="7560"/>
-                  </w:tabs>
-                  <w:ind w:right="-1368"/>
-                  <w:rPr>
-                    <w:sz w:val="17"/>
-                    <w:szCs w:val="17"/>
-                    <w:lang w:val="pl-PL"/>
-                  </w:rPr>
-                </w:pPr>
               </w:p>
             </w:txbxContent>
           </v:textbox>
@@ -3389,7 +3162,7 @@
         <w:sz w:val="22"/>
         <w:szCs w:val="22"/>
       </w:rPr>
-      <w:t>Gesamtleitung: PD Dr. rer. nat. Heike Claus</w:t>
+      <w:t xml:space="preserve">Gesamtleitung: {LabDirector}</w:t>
     </w:r>
   </w:p>
   <w:p>
@@ -3404,7 +3177,7 @@
         <w:sz w:val="22"/>
         <w:szCs w:val="22"/>
       </w:rPr>
-      <w:t>ärztliche Leitung: PD Dr. med. Thiên-Trí Lâm</w:t>
+      <w:t xml:space="preserve">ärztliche Leitung: {MedicalDirector}</w:t>
     </w:r>
   </w:p>
   <w:p>
@@ -3671,235 +3444,8 @@
                     <w:sz w:val="17"/>
                     <w:szCs w:val="17"/>
                   </w:rPr>
-                  <w:t>PD Dr. rer. nat. Heike Claus</w:t>
+                  <w:t xml:space="preserve">{Contacts}</w:t>
                 </w:r>
-              </w:p>
-              <w:p>
-                <w:pPr>
-                  <w:tabs>
-                    <w:tab w:val="left" w:pos="7560"/>
-                  </w:tabs>
-                  <w:ind w:right="-1368"/>
-                  <w:rPr>
-                    <w:sz w:val="17"/>
-                    <w:szCs w:val="17"/>
-                    <w:lang w:val="pl-PL"/>
-                  </w:rPr>
-                </w:pPr>
-                <w:r>
-                  <w:rPr>
-                    <w:sz w:val="17"/>
-                    <w:szCs w:val="17"/>
-                    <w:lang w:val="pl-PL"/>
-                  </w:rPr>
-                  <w:t>Telefon: 0931/31-46936</w:t>
-                </w:r>
-              </w:p>
-              <w:p>
-                <w:pPr>
-                  <w:tabs>
-                    <w:tab w:val="left" w:pos="7560"/>
-                  </w:tabs>
-                  <w:ind w:right="-1368"/>
-                  <w:rPr>
-                    <w:sz w:val="17"/>
-                    <w:szCs w:val="17"/>
-                    <w:lang w:val="pl-PL"/>
-                  </w:rPr>
-                </w:pPr>
-                <w:r>
-                  <w:rPr>
-                    <w:sz w:val="17"/>
-                    <w:szCs w:val="17"/>
-                    <w:lang w:val="pl-PL"/>
-                  </w:rPr>
-                  <w:t>heike.claus@uni-wuerzburg.de</w:t>
-                </w:r>
-              </w:p>
-              <w:p>
-                <w:pPr>
-                  <w:ind w:right="-1368"/>
-                  <w:rPr>
-                    <w:sz w:val="17"/>
-                    <w:szCs w:val="17"/>
-                    <w:lang w:val="pl-PL"/>
-                  </w:rPr>
-                </w:pPr>
-              </w:p>
-              <w:p>
-                <w:pPr>
-                  <w:ind w:right="-1368"/>
-                  <w:rPr>
-                    <w:sz w:val="17"/>
-                    <w:szCs w:val="17"/>
-                    <w:lang w:val="pl-PL"/>
-                  </w:rPr>
-                </w:pPr>
-                <w:r>
-                  <w:rPr>
-                    <w:sz w:val="17"/>
-                    <w:szCs w:val="17"/>
-                    <w:lang w:val="pl-PL"/>
-                  </w:rPr>
-                  <w:t>PD Dr. med. Thiên-Trí Lâm</w:t>
-                </w:r>
-              </w:p>
-              <w:p>
-                <w:pPr>
-                  <w:ind w:right="-1368"/>
-                  <w:rPr>
-                    <w:sz w:val="17"/>
-                    <w:szCs w:val="17"/>
-                    <w:lang w:val="pl-PL"/>
-                  </w:rPr>
-                </w:pPr>
-                <w:r>
-                  <w:rPr>
-                    <w:sz w:val="17"/>
-                    <w:szCs w:val="17"/>
-                    <w:lang w:val="pl-PL"/>
-                  </w:rPr>
-                  <w:t>Telefon: 0931/31-46737</w:t>
-                </w:r>
-              </w:p>
-              <w:p>
-                <w:pPr>
-                  <w:ind w:right="-1368"/>
-                  <w:rPr>
-                    <w:sz w:val="17"/>
-                    <w:szCs w:val="17"/>
-                    <w:lang w:val="pl-PL"/>
-                  </w:rPr>
-                </w:pPr>
-                <w:r>
-                  <w:rPr>
-                    <w:sz w:val="17"/>
-                    <w:szCs w:val="17"/>
-                    <w:lang w:val="pl-PL"/>
-                  </w:rPr>
-                  <w:t>thien-tri.lam@uni-wuerzburg.de</w:t>
-                </w:r>
-              </w:p>
-              <w:p>
-                <w:pPr>
-                  <w:tabs>
-                    <w:tab w:val="left" w:pos="7560"/>
-                  </w:tabs>
-                  <w:ind w:right="-1368"/>
-                  <w:rPr>
-                    <w:sz w:val="17"/>
-                    <w:szCs w:val="17"/>
-                    <w:lang w:val="pl-PL"/>
-                  </w:rPr>
-                </w:pPr>
-              </w:p>
-              <w:p>
-                <w:pPr>
-                  <w:tabs>
-                    <w:tab w:val="left" w:pos="7560"/>
-                  </w:tabs>
-                  <w:ind w:right="-1368"/>
-                  <w:rPr>
-                    <w:sz w:val="17"/>
-                    <w:szCs w:val="17"/>
-                    <w:lang w:val="en-GB"/>
-                  </w:rPr>
-                </w:pPr>
-                <w:r>
-                  <w:rPr>
-                    <w:sz w:val="17"/>
-                    <w:szCs w:val="17"/>
-                    <w:lang w:val="en-GB"/>
-                  </w:rPr>
-                  <w:t>Dr.</w:t>
-                </w:r>
-                <w:r>
-                  <w:rPr>
-                    <w:sz w:val="17"/>
-                    <w:szCs w:val="17"/>
-                    <w:lang w:val="en-GB"/>
-                  </w:rPr>
-                  <w:t xml:space="preserve"> </w:t>
-                </w:r>
-                <w:r>
-                  <w:rPr>
-                    <w:sz w:val="17"/>
-                    <w:szCs w:val="17"/>
-                    <w:lang w:val="en-GB"/>
-                  </w:rPr>
-                  <w:t>med. Katherina Heroth</w:t>
-                </w:r>
-              </w:p>
-              <w:p>
-                <w:pPr>
-                  <w:tabs>
-                    <w:tab w:val="left" w:pos="7560"/>
-                  </w:tabs>
-                  <w:ind w:right="-1368"/>
-                  <w:rPr>
-                    <w:sz w:val="17"/>
-                    <w:szCs w:val="17"/>
-                    <w:lang w:val="pl-PL"/>
-                  </w:rPr>
-                </w:pPr>
-                <w:r>
-                  <w:rPr>
-                    <w:sz w:val="17"/>
-                    <w:szCs w:val="17"/>
-                    <w:lang w:val="pl-PL"/>
-                  </w:rPr>
-                  <w:t>Telefon: 0931/31-81128</w:t>
-                </w:r>
-              </w:p>
-              <w:p>
-                <w:pPr>
-                  <w:tabs>
-                    <w:tab w:val="left" w:pos="7560"/>
-                  </w:tabs>
-                  <w:ind w:right="-1368"/>
-                  <w:rPr>
-                    <w:sz w:val="17"/>
-                    <w:szCs w:val="17"/>
-                    <w:lang w:val="pl-PL"/>
-                  </w:rPr>
-                </w:pPr>
-                <w:r>
-                  <w:rPr>
-                    <w:sz w:val="17"/>
-                    <w:szCs w:val="17"/>
-                    <w:lang w:val="pl-PL"/>
-                  </w:rPr>
-                  <w:t>katherina.heroth</w:t>
-                </w:r>
-                <w:r>
-                  <w:rPr>
-                    <w:sz w:val="17"/>
-                    <w:szCs w:val="17"/>
-                    <w:lang w:val="pl-PL"/>
-                  </w:rPr>
-                  <w:t>@</w:t>
-                </w:r>
-                <w:r>
-                  <w:rPr>
-                    <w:sz w:val="17"/>
-                    <w:szCs w:val="17"/>
-                    <w:lang w:val="pl-PL"/>
-                  </w:rPr>
-                  <w:t>uni-wuerzburg.de</w:t>
-                </w:r>
-              </w:p>
-              <w:p>
-                <w:pPr>
-                  <w:tabs>
-                    <w:tab w:val="left" w:pos="7560"/>
-                  </w:tabs>
-                  <w:ind w:right="-1368"/>
-                  <w:rPr>
-                    <w:sz w:val="17"/>
-                    <w:szCs w:val="17"/>
-                    <w:lang w:val="pl-PL"/>
-                  </w:rPr>
-                </w:pPr>
               </w:p>
             </w:txbxContent>
           </v:textbox>
